--- a/docs/节点位移计算整体位移和旋转_理论公式.docx
+++ b/docs/节点位移计算整体位移和旋转_理论公式.docx
@@ -13596,6 +13596,8 @@
     <w:qFormat/>
     <w:pPr>
       <w:spacing w:after="180" w:before="180"/>
+      <w:ind w:firstLineChars="200"/>
+      <w:jc w:val="both"/>
     </w:pPr>
   </w:style>
   <w:style w:customStyle="1" w:styleId="FirstParagraph" w:type="paragraph">
@@ -13610,6 +13612,7 @@
     <w:qFormat/>
     <w:pPr>
       <w:spacing w:after="36" w:before="36"/>
+      <w:ind w:firstLineChars="0"/>
     </w:pPr>
   </w:style>
   <w:style w:styleId="Title" w:type="paragraph">
@@ -14072,7 +14075,7 @@
     <w:qFormat/>
     <w:pPr>
       <w:spacing w:after="100" w:before="100"/>
-      <w:ind w:firstLine="0" w:left="480" w:right="480"/>
+      <w:ind w:firstLineChars="0" w:firstLine="0" w:left="480" w:right="480"/>
     </w:pPr>
   </w:style>
   <w:style w:styleId="FootnoteText" w:type="paragraph">

--- a/docs/节点位移计算整体位移和旋转_理论公式.docx
+++ b/docs/节点位移计算整体位移和旋转_理论公式.docx
@@ -653,6 +653,14 @@
       <w:tblPr>
         <w:tblStyle w:val="Table"/>
         <w:tblW w:type="pct" w:w="5000"/>
+        <w:tblBorders>
+          <w:top w:val="single" w:sz="4" w:space="0" w:color="auto"/>
+          <w:left w:val="single" w:sz="4" w:space="0" w:color="auto"/>
+          <w:bottom w:val="single" w:sz="4" w:space="0" w:color="auto"/>
+          <w:right w:val="single" w:sz="4" w:space="0" w:color="auto"/>
+          <w:insideH w:val="single" w:sz="4" w:space="0" w:color="auto"/>
+          <w:insideV w:val="single" w:sz="4" w:space="0" w:color="auto"/>
+        </w:tblBorders>
         <w:tblLayout w:type="fixed"/>
         <w:tblLook w:firstRow="1" w:lastRow="0" w:firstColumn="0" w:lastColumn="0" w:noHBand="0" w:noVBand="0" w:val="0020"/>
       </w:tblPr>
